--- a/example_articles/race_ethnicity/Asian/2.race_ethnicity_Asian_New_York_Times.docx
+++ b/example_articles/race_ethnicity/Asian/2.race_ethnicity_Asian_New_York_Times.docx
@@ -34,12 +34,12 @@
     </w:p>
     <w:p>
       <w:r>
-        <w:t>Extracted race/ethnicity: Asian (primarily Korean and Chinese)</w:t>
+        <w:t>Raw race_ethnicity result: Asian (primarily Korean and Chinese)</w:t>
       </w:r>
     </w:p>
     <w:p>
       <w:r>
-        <w:t>Race/Ethnicity (Standardized): Asian</w:t>
+        <w:t>race_ethnicity_stand_flat (Standardized): Asian</w:t>
       </w:r>
     </w:p>
     <w:p>

--- a/example_articles/race_ethnicity/Asian/2.race_ethnicity_Asian_New_York_Times.docx
+++ b/example_articles/race_ethnicity/Asian/2.race_ethnicity_Asian_New_York_Times.docx
@@ -29,17 +29,17 @@
     </w:p>
     <w:p>
       <w:r>
-        <w:t>Source File: NYT/35.DOCX</w:t>
+        <w:t>Source file: NYT/35.DOCX</w:t>
       </w:r>
     </w:p>
     <w:p>
       <w:r>
-        <w:t>Raw race_ethnicity result: Asian (primarily Korean and Chinese)</w:t>
+        <w:t>Raw race ethnicity result, 'race_ethnicity': Asian (primarily Korean and Chinese)</w:t>
       </w:r>
     </w:p>
     <w:p>
       <w:r>
-        <w:t>race_ethnicity_stand_flat (Standardized): Asian</w:t>
+        <w:t>Standardized race ethnicity result, 'race_ethnicity_stand_flat': Asian</w:t>
       </w:r>
     </w:p>
     <w:p>

--- a/example_articles/race_ethnicity/Asian/2.race_ethnicity_Asian_New_York_Times.docx
+++ b/example_articles/race_ethnicity/Asian/2.race_ethnicity_Asian_New_York_Times.docx
@@ -7,9 +7,7 @@
         <w:pStyle w:val="Heading1"/>
       </w:pPr>
       <w:r>
-        <w:t>NEIGHBORHOOD REPORT: ASTORIA/ASTORIA HEIGHTS;</w:t>
-        <w:br/>
-        <w:t>Jail Guards Cash Checks, Rile Residents</w:t>
+        <w:t>Making Trouble in Shanghai</w:t>
       </w:r>
     </w:p>
     <w:p>
@@ -19,22 +17,22 @@
     </w:p>
     <w:p>
       <w:r>
-        <w:t>Date: 1994-10-09</w:t>
+        <w:t>Date: 1992-01-05</w:t>
       </w:r>
     </w:p>
     <w:p>
       <w:r>
-        <w:t>Section: Section 13; ; Section 13;  Page 10;  Column 3;  The City Weekly Desk ; Column 3;</w:t>
+        <w:t>Section: Section 7;; Section 7; Page 11; Column 1; Book Review Desk; Column 1;; Biography; Review</w:t>
       </w:r>
     </w:p>
     <w:p>
       <w:r>
-        <w:t>Source file: NYT/35.DOCX</w:t>
+        <w:t>Source file: NYT/48.DOCX</w:t>
       </w:r>
     </w:p>
     <w:p>
       <w:r>
-        <w:t>Raw race ethnicity result, 'race_ethnicity': Asian (primarily Korean and Chinese)</w:t>
+        <w:t>Raw race ethnicity result, 'race_ethnicity': Asian</w:t>
       </w:r>
     </w:p>
     <w:p>
@@ -51,29 +49,37 @@
     </w:p>
     <w:p>
       <w:r>
-        <w:t>Some arrived at the check-cashing store with their paychecks folded between their fingers. Others held them by the edge of the envelopes or clenched between their teeth.</w:t>
+        <w:t>A CHINESE ODYSSEY</w:t>
         <w:br/>
-        <w:t>It was 3:30 P.M., 30 minutes after the correction officers on Rikers Island received their twice-monthly pay. And over the next 75 minutes, some 500 officers would join the mad scramble to Uniform Check Cashing on the corner of Hazen and 76th Streets.</w:t>
+        <w:t>The Life and Times of a Chinese Dissident.</w:t>
         <w:br/>
-        <w:t>Since its opening a year ago, the check-cashing store has reopened old wounds between residents of Astoria Heights and workers at Rikers Island, whose only bridge ends at this working-class Queens neighborhood. For years, residents had complained that, after the end of an afternoon or evening shift, correction officers invaded their neighborhoods, running red lights, double-parking and drinking alcohol inside their cars.</w:t>
+        <w:t>By Anne F. Thurston.</w:t>
         <w:br/>
-        <w:t>In the last two years, the Correction Department has sought to defuse the problem, and the complaints have died down, but the check-cashing has brought residents' lingering anger to the fore again. "Personally, I don't see much difference between many of them and the thugs they're supposed to be policing," said George Delis, district manager of Community Board 1.</w:t>
+        <w:t>440 pp. New York:</w:t>
         <w:br/>
-        <w:t>On this day, officers quickly filed in and out of the store. At times, up to 10 cars were double-parked on Hazen Street, a two-way street; others turned the wrong way onto 76th Street, a one-way street, and parked there. Around 11 P.M., after the end of the second shift, another flood of officers arrived in the area, a mix of houses and businesses.</w:t>
+        <w:t>Charles Scribner's Sons. $24.95.</w:t>
         <w:br/>
-        <w:t>Phyllis Parra, who has lived for 33 years in a house opposite the check-cashing store, sat on her stoop watching the payday traffic. "It's terrible, especially in the summertime," she said. "They have their car alarms going off and they're talking loud. You have your windows open and you can't sleep until 1 A.M."</w:t>
+        <w:t>THE Chinese dissident Ni Yuxian first had the chance to answer his Communist Party persecutors when the great investigative reporter Liu Binyan made him a hero of an essay, "A Second Kind of Loyalty." Now, with Anne F. Thurston's biography, "A Chinese Odyssey," he has yet another opportunity. But sometimes those who try to clear their names get themselves into even more hot water by presenting their cases in public. Mr. Ni comes across in this book as a thoroughly unpalatable character -- abrasive, unfaithful, opportunistic and arrogant, a man who even as a dissident disappoints us.</w:t>
         <w:br/>
-        <w:t>David Mallach, the store's owner, said he had tried to minimize the inconvenience by employing 12 tellers, most of them hired just for the day, so that customers can be out of the store within five minutes, even during the busiest hours.</w:t>
+        <w:t>What distinguishes Ni Yuxian from most well-known Chinese dissidents is that he is not a member of China's intellectual elite. Born in 1945 into a working-class family in a town near Shanghai, he got himself admitted to the army (one of China's sole routes of upward mobility) when he was 16. Eventually, the "dissident soldier" managed to attend the Shanghai Maritime Academy.</w:t>
         <w:br/>
-        <w:t>"Let's remember we're talking about 75 minutes when most people are at work," he said. "It's only 26 days a year. Since I can turn over 900 customers an hour, even the double-parking is limited. Besides, the businesses on 21st Street rely on double-parking during peak hours."</w:t>
+        <w:t>But he was in constant trouble from early youth. As Ms. Thurston explains, he organized fellow soldiers, workers and students against the authorities, wrote angry letters to Mao Zedong and put up written posters defying ultraleftist policies. During the Cultural Revolution, he was arrested and detained for printing a pamphlet of sayings from Lenin (even Lenin could be considered counterrevolutionary at the height of the fervor). In 1977, he was thrown into a detention center in Shanghai for putting up a poster attacking the Gang of Four. He spent two years in fear that he would be executed, until the authorities released him in early 1979.</w:t>
         <w:br/>
-        <w:t>Mr. Mallach, a former administrator on Rikers Island, said that 70 percent of the store's customers are Rikers Island officers, who are charged a flat $4.99 fee rather than the 1.1. percent fee he charges other customers.</w:t>
+        <w:t>Mr. Ni, Ms. Thurston tells us, was then reinstated at the Maritime Academy, where he was given work in the propaganda department. But he felt discriminated against when party leaders refused to facilitate his efforts to obtain a passport. He traveled to Beijing and headed to The People's Daily to join the lines of petitioners seeking to interest Liu Binyan in their cases. Finally, a letter caught the journalist's attention. In 1984, Mr. Liu went to Shanghai to meet Mr. Ni and investigate further.</w:t>
         <w:br/>
-        <w:t>The Correction Department has met regularly with the community to find ways of easing the check-cashing problem. Last spring it began offering direct bank deposits, which, Mr. Mallach said, has cut into his profits.</w:t>
+        <w:t>At the Maritime Academy, Ms. Thurston says, officials tried to persuade Mr. Liu that Mr. Ni was no antileftist hero during the Cultural Revolution: on the contrary, they said, he was an extremist who attacked teachers and cadres; he had stolen a bicycle; he was an egregious philanderer and had once been accused of rape. But Mr. Liu persisted despite his reservations. "A Second Kind of Loyalty" appeared in 1985. The ensuing furor was one cause of Mr. Liu's expulsion from the Communist Party for a second time.</w:t>
         <w:br/>
-        <w:t>Supervisors tell officers to cash their checks and leave the neighborhood quickly, said Guillermo Lobatona, an officer who cashed his paycheck the other day. But like some other officers that day, he said he preferred the check-cashing store because he needed the money immediately.</w:t>
+        <w:t>Fearful of being arrested again, Mr. Ni slipped into an elevator in the United States Consulate in Canton, eventually finding a sympathetic official who helped him obtain a visa. He arrived in the United States in 1986, where he became entangled with China Spring, a politically controversial emigre Chinese faction rumored to be funded by Taiwan. According to Ms. Thurston, he is now accused by former supporters of having misused funds from his own one-man organization, the Committee for the Promotion of Democracy in China.</w:t>
         <w:br/>
-        <w:t>"It's not a big deal," he said of the residents' complaints. "By 5 o'clock, everyone's gone. No one's getting robbed or anything like that."   NORIMITSU ONISHI</w:t>
+        <w:t>GIVEN the questions that have been raised about Ni Yuxian's character and motivations, the reader cannot but wish to know more about Ms. Thurston's doubts concerning Mr. Ni's self-presentation or her own commitment to explore his life. For she suggests in her preface that he is "a narcissist" who "often failed in his basic obligations to those closest to him, disappointing, sometimes bitterly so, his wife and his family, his teachers, his loves, and his friends."</w:t>
+        <w:br/>
+        <w:t>With this unimaginatively titled volume, Ms. Thurston, the author of "Enemies of the People," a book about victims of the Cultural Revolution, appears to have wanted to write both an academic biography of Mr. Ni and an impassioned history of the contemporary Chinese democracy movement. The fit is an awkward one, in part because Mr. Ni is a peripheral political figure who acted largely alone. In Shanghai, he had little connection with events in Beijing, and he was in the United States during the 1989 democracy movement. As biography, Ms. Thurston's account is oddly impersonal and distanced, though she spent hundreds of hours talking to Mr. Ni, and though she describes the relationships she developed during the years she spent interviewing his family as deep ones. We get only hints of the pain of Mr. Ni's wife or the bitterness of his mistress, even when the two meet in a minibus. Mr. Ni himself does not capture us, either as a man of courage or as one of interesting flaws.</w:t>
+        <w:br/>
+        <w:t>Still, the book has gripping moments. When Mr. Ni is dismissed from the army in 1964 for his "mistaken, capitalist, and revisionist thought," he stumbles on an opportunity to wipe his slate clean when a lazy official allows him to carry his own file to his new workplace. Terrified, he eases it open: "Every transgression he had ever committed was recorded there, many of which had long since faded into the dark recesses of the mind." By the time Mr. Ni is done burning the damaging evidence, the file is nearly empty.</w:t>
+        <w:br/>
+        <w:t>Ms. Thurston's powerful description of Mr. Ni's experience in a Shanghai detention center in 1977 rivals that of Nien Cheng, who recounted her solitary confinement in the same city in "Life and Death in Shanghai." Mr. Ni is placed in a 6-by-4-foot cell containing 19 men. Threats of execution, torture, disease and false accusations are constant. So filthy are conditions that soon "the prisoner's skin is marked by sores, his bottom covered with pimples, and the pimples are filled with blood and with pus, and when the pimples burst open the pus and the blood stick to his bottom like glue, so that when he has to remove his cotton trousers to use the matong the sores pull painfully open and frequently become infected, and every trip to the matong becomes a matter of dread." Mr. Ni wakes one night to find himself covered with sticky liquid -- the blood of the man next to him, who has slit his wrists.</w:t>
+        <w:br/>
+        <w:t>Ms. Thurston tells us that she was drawn to this story because she wished to write about "those rare cases where individuals manage to stay good" amid totalitarianism. But Ni Yuxian seems to have presented far more problematic a hero than either she, or Liu Binyan, had hoped.</w:t>
         <w:br/>
         <w:br/>
         <w:t>Graphic</w:t>
@@ -81,7 +87,7 @@
         <w:br/>
         <w:t xml:space="preserve"> </w:t>
         <w:br/>
-        <w:t>Photo: Every other Thursday, Hazen Street gets extra, unwelcome traffic. (Chang Lee for The New York Times)</w:t>
+        <w:t>Photo: Ni Yuxian as a young soldier in the Chinese Army, 1963.</w:t>
       </w:r>
     </w:p>
     <w:sectPr>

--- a/example_articles/race_ethnicity/Asian/2.race_ethnicity_Asian_New_York_Times.docx
+++ b/example_articles/race_ethnicity/Asian/2.race_ethnicity_Asian_New_York_Times.docx
@@ -7,7 +7,7 @@
         <w:pStyle w:val="Heading1"/>
       </w:pPr>
       <w:r>
-        <w:t>Making Trouble in Shanghai</w:t>
+        <w:t>A Memoir of Filipino American Family Life in the Wake of Colonialism; nonfiction</w:t>
       </w:r>
     </w:p>
     <w:p>
@@ -17,22 +17,22 @@
     </w:p>
     <w:p>
       <w:r>
-        <w:t>Date: 1992-01-05</w:t>
+        <w:t>Date: 2021-10-12</w:t>
       </w:r>
     </w:p>
     <w:p>
       <w:r>
-        <w:t>Section: Section 7;; Section 7; Page 11; Column 1; Book Review Desk; Column 1;; Biography; Review</w:t>
+        <w:t>Section: BOOKS; review</w:t>
       </w:r>
     </w:p>
     <w:p>
       <w:r>
-        <w:t>Source file: NYT/48.DOCX</w:t>
+        <w:t>Source file: NYT/10.DOCX</w:t>
       </w:r>
     </w:p>
     <w:p>
       <w:r>
-        <w:t>Raw race ethnicity result, 'race_ethnicity': Asian</w:t>
+        <w:t>Raw race ethnicity result, 'race_ethnicity': Asian (Filipino)</w:t>
       </w:r>
     </w:p>
     <w:p>
@@ -49,45 +49,43 @@
     </w:p>
     <w:p>
       <w:r>
-        <w:t>A CHINESE ODYSSEY</w:t>
+        <w:t>CONCEPCION</w:t>
         <w:br/>
-        <w:t>The Life and Times of a Chinese Dissident.</w:t>
+        <w:t>An Immigrant Family's Fortunes</w:t>
         <w:br/>
-        <w:t>By Anne F. Thurston.</w:t>
+        <w:t>By Albert Samaha</w:t>
         <w:br/>
-        <w:t>440 pp. New York:</w:t>
+        <w:t>Albert Samaha's memoir, "Concepcion: An Immigrant Family's Fortunes," stirred middle school memories of my immigrant friend André. André was a short, dark, pugnacious kid who, after breaking my nose on a basketball court, introduced me to the martial art of Filipino cussing. Like a Pinoy Prospero shipwrecked on San Francisco shores by the violent undulations of global history, André taught me to curse like Caliban, combining "putang," a variation on the Spanish word for prostitute, with "ina mo," a Tagalog phrase for "your mother" that jingled in my adolescent ears like the English "eenie meenie miney mo."</w:t>
         <w:br/>
-        <w:t>Charles Scribner's Sons. $24.95.</w:t>
+        <w:t>Though we shared Spanish words and working-class roots, André and I had no clue how our family stories echoed the ebb and tide of empires, ancient and modern. Different factors — the profitable tropicalization of our experiences by the media, the daunting challenges of tying imperial forces to personal history, the fear and shame that self-censor us into silence about difficult truths in our families — prevent many a diasporic writer from telling these urgently needed stories. Last year, in her prizewinning essay collection "Minor Feelings," Cathy Park Hong decried this gap in literature, noting, for example, how Asian American family stories too often "set trauma in a distant mother country or within an insular Asian family to ensure that their pain is not a reproof against American imperial geopolitics or domestic racism." The "outlying forces that cause their pain," Park wrote, "are remote enough to allow everyone, including the reader, off the hook."</w:t>
         <w:br/>
-        <w:t>THE Chinese dissident Ni Yuxian first had the chance to answer his Communist Party persecutors when the great investigative reporter Liu Binyan made him a hero of an essay, "A Second Kind of Loyalty." Now, with Anne F. Thurston's biography, "A Chinese Odyssey," he has yet another opportunity. But sometimes those who try to clear their names get themselves into even more hot water by presenting their cases in public. Mr. Ni comes across in this book as a thoroughly unpalatable character -- abrasive, unfaithful, opportunistic and arrogant, a man who even as a dissident disappoints us.</w:t>
+        <w:t>"Concepcion" puts us forcefully and unapologetically on the hook of U.S. imperial history and its role in shaping Filipino and American identity — and never lets us off. Samaha, a former defensive back at the University of San Diego raised by a Filipino mother, makes his offensive posture clear early on: "For generations, my ancestors navigated the wakes of distant empires, adapting to distant whims, imprinted with the knowledge that their homeland served the needs of distant people, stuck on the wrong side of the colonized world until America invited us in. It seemed intuitive to me that as outsiders we had to pay an entry fee, prove ourselves worthy additions to the empire, deserving the comforts it boasted."</w:t>
         <w:br/>
-        <w:t>What distinguishes Ni Yuxian from most well-known Chinese dissidents is that he is not a member of China's intellectual elite. Born in 1945 into a working-class family in a town near Shanghai, he got himself admitted to the army (one of China's sole routes of upward mobility) when he was 16. Eventually, the "dissident soldier" managed to attend the Shanghai Maritime Academy.</w:t>
+        <w:t>Taking us far from the boorish anti-imperialist cursing of a schoolyard Caliban, "Concepcion" tells a sophisticated tale. Samaha, a journalist who now works as the inequality editor at BuzzFeed, combines meticulous research into the epic of Spanish, U.S. and other great powers' colonization of the Philippines with the more intimate story of his mother's family, the Concepcions, with whom he grew up in the San Francisco Bay Area.</w:t>
         <w:br/>
-        <w:t>But he was in constant trouble from early youth. As Ms. Thurston explains, he organized fellow soldiers, workers and students against the authorities, wrote angry letters to Mao Zedong and put up written posters defying ultraleftist policies. During the Cultural Revolution, he was arrested and detained for printing a pamphlet of sayings from Lenin (even Lenin could be considered counterrevolutionary at the height of the fervor). In 1977, he was thrown into a detention center in Shanghai for putting up a poster attacking the Gang of Four. He spent two years in fear that he would be executed, until the authorities released him in early 1979.</w:t>
+        <w:t>To construct the grand narrative canal connecting the sea of global history to the river of family history, Samaha adopts a nonlinear approach, moving back and forth across time and space in each chapter. In one, for example, a retelling of Ferdinand Magellan's fateful "discovery" of the Philippine archipelago in 1521 flows into the contemporary migration story of his uncle Spanky. Spanky, Samaha tells us, was a popular "rock star" who entertained both adoring fans and the U.S.-backed dictator Ferdinand Marcos, who ruled over them in Manila, before migrating to join his family in California, where he worked as a baggage handler at the San Francisco airport.</w:t>
         <w:br/>
-        <w:t>Mr. Ni, Ms. Thurston tells us, was then reinstated at the Maritime Academy, where he was given work in the propaganda department. But he felt discriminated against when party leaders refused to facilitate his efforts to obtain a passport. He traveled to Beijing and headed to The People's Daily to join the lines of petitioners seeking to interest Liu Binyan in their cases. Finally, a letter caught the journalist's attention. In 1984, Mr. Liu went to Shanghai to meet Mr. Ni and investigate further.</w:t>
+        <w:t>The account of Spanky's dive from fame and fortune to a déclassé life as an airport worker is one of several such tales in Samaha's book, object lessons about the "height of the climb and the length of the fall" for the once-elite Concepcion family, as they pursue the American dream — a concept, he notes, that may be "outdated" but nevertheless endures.</w:t>
         <w:br/>
-        <w:t>At the Maritime Academy, Ms. Thurston says, officials tried to persuade Mr. Liu that Mr. Ni was no antileftist hero during the Cultural Revolution: on the contrary, they said, he was an extremist who attacked teachers and cadres; he had stolen a bicycle; he was an egregious philanderer and had once been accused of rape. But Mr. Liu persisted despite his reservations. "A Second Kind of Loyalty" appeared in 1985. The ensuing furor was one cause of Mr. Liu's expulsion from the Communist Party for a second time.</w:t>
+        <w:t>At the bighearted center of "Concepcion" is Samaha's desire "to honor my elders who built the foundation I was born onto, and to offer an account of their journeys for the historical record." Here he succeeds ably, putting a human face and history on a huge, but mostly faceless community largely left out of the Asian American canon and U.S. literature generally.</w:t>
         <w:br/>
-        <w:t>Fearful of being arrested again, Mr. Ni slipped into an elevator in the United States Consulate in Canton, eventually finding a sympathetic official who helped him obtain a visa. He arrived in the United States in 1986, where he became entangled with China Spring, a politically controversial emigre Chinese faction rumored to be funded by Taiwan. According to Ms. Thurston, he is now accused by former supporters of having misused funds from his own one-man organization, the Committee for the Promotion of Democracy in China.</w:t>
+        <w:t>Samaha's remedy to the endemic erasure of the Filipino diaspora — the fourth-largest in the United States, he reminds us — involves recounting fascinating stories, like that of his great-aunt Caridad, a student who became a spy for the Allies in Manila during World War II. In one especially poignant episode reflecting the deep roots of the anti-imperialist struggle in the Philippines, a Japanese soldier threatens to swipe at Caridad's head with his sword because he suspects her of collecting information about the American P.O.W.s to whom she is delivering food (as well as, secretly, letters, medicine and updates on the state of the war). "Caridad kept cool," Samaha tells us, because "she had imagined this moment, prepared for it as keenly as she studied for exams or brushed her loose curls before dances. For centuries her ancestors had dealt with colonizers, studied their desires and prejudices, and learned survival tactics they passed on through generations."</w:t>
         <w:br/>
-        <w:t>GIVEN the questions that have been raised about Ni Yuxian's character and motivations, the reader cannot but wish to know more about Ms. Thurston's doubts concerning Mr. Ni's self-presentation or her own commitment to explore his life. For she suggests in her preface that he is "a narcissist" who "often failed in his basic obligations to those closest to him, disappointing, sometimes bitterly so, his wife and his family, his teachers, his loves, and his friends."</w:t>
+        <w:t>"Concepcion" also raises the galling legacy of empire that has moved some of our relatives to gush over and vote for a strongman like Donald Trump, despite his poisonous racism. Samaha portrays the complicated nature of his mother Lucy's Trumpismo in scenes between the two that open and conclude the book. Lucy raised Samaha alone while working at numerous jobs to pursue her version of the American dream: "the best education I can give to my son." Samaha clearly loves his deeply religious mother, but frequently runs up against her "impenetrable fortress of circular logic" in some of the book's most compelling episodes. "Concepcion" invites us into the family's living room conversation in the industrial suburb of Vallejo. In the process, we become privy to the manner in which two separate but linked political phenomena — the colonial history of the Philippines and the resurgence of the radical right in the United States — act as a vise grip on the hearts and minds of our relatives who support extremists like Trump. A similar logic, we're told, leads other family members to join Samaha's uncle Pepo in supporting Rodrigo Duterte, the famously brutal Philippine dictator who once told soldiers to shoot female rebels "in the vagina."</w:t>
         <w:br/>
-        <w:t>With this unimaginatively titled volume, Ms. Thurston, the author of "Enemies of the People," a book about victims of the Cultural Revolution, appears to have wanted to write both an academic biography of Mr. Ni and an impassioned history of the contemporary Chinese democracy movement. The fit is an awkward one, in part because Mr. Ni is a peripheral political figure who acted largely alone. In Shanghai, he had little connection with events in Beijing, and he was in the United States during the 1989 democracy movement. As biography, Ms. Thurston's account is oddly impersonal and distanced, though she spent hundreds of hours talking to Mr. Ni, and though she describes the relationships she developed during the years she spent interviewing his family as deep ones. We get only hints of the pain of Mr. Ni's wife or the bitterness of his mistress, even when the two meet in a minibus. Mr. Ni himself does not capture us, either as a man of courage or as one of interesting flaws.</w:t>
+        <w:t>"Concepcion" is at its best when it shares the lessons Filipinos have to teach those of us grappling with life in a kingdom of the north whose growing divisions between rich and poor, and politics of extremism, increasingly resemble those it fostered and still supports in the global south.</w:t>
         <w:br/>
-        <w:t>Still, the book has gripping moments. When Mr. Ni is dismissed from the army in 1964 for his "mistaken, capitalist, and revisionist thought," he stumbles on an opportunity to wipe his slate clean when a lazy official allows him to carry his own file to his new workplace. Terrified, he eases it open: "Every transgression he had ever committed was recorded there, many of which had long since faded into the dark recesses of the mind." By the time Mr. Ni is done burning the damaging evidence, the file is nearly empty.</w:t>
+        <w:t>In places, Samaha's passion for history on an epic scale overwhelms his more intimate family story, slowing his narrative and diluting its emotional heft. His book left me wanting more of the dramatic yet homey scenes featuring him and his mother, and more of the very physical but politically subtle storytelling that characterizes other recent narratives of Filipino American experience, including Grace Talusan's memoir "The Body Papers" and Elaine Castillo's novel "America Is Not the Heart." In "Concepcion," summary sometimes occupies the spaces where scenes and dialogue might have been more elucidating. In the parts of the book where Samaha does deploy these tools, the important issues he explores — migration, racism, colonialism, identity — burrow into us, making vivid the contradictions that define us.</w:t>
         <w:br/>
-        <w:t>Ms. Thurston's powerful description of Mr. Ni's experience in a Shanghai detention center in 1977 rivals that of Nien Cheng, who recounted her solitary confinement in the same city in "Life and Death in Shanghai." Mr. Ni is placed in a 6-by-4-foot cell containing 19 men. Threats of execution, torture, disease and false accusations are constant. So filthy are conditions that soon "the prisoner's skin is marked by sores, his bottom covered with pimples, and the pimples are filled with blood and with pus, and when the pimples burst open the pus and the blood stick to his bottom like glue, so that when he has to remove his cotton trousers to use the matong the sores pull painfully open and frequently become infected, and every trip to the matong becomes a matter of dread." Mr. Ni wakes one night to find himself covered with sticky liquid -- the blood of the man next to him, who has slit his wrists.</w:t>
+        <w:t>Samaha is to be admired for taking on the exceptionally difficult task of navigating the abyss of imperial history in order to make clear its invisible but destiny-altering pull on all of us. "Concepcion" does for readers what André did for me, teaching us to curse at empire but with the one-two punch of epic and intimate history.</w:t>
         <w:br/>
-        <w:t>Ms. Thurston tells us that she was drawn to this story because she wished to write about "those rare cases where individuals manage to stay good" amid totalitarianism. But Ni Yuxian seems to have presented far more problematic a hero than either she, or Liu Binyan, had hoped.</w:t>
+        <w:t xml:space="preserve">Roberto Lovato is a journalist and the author of "Unforgetting: A Memoir of Family, Migration, Gangs, and Revolution in the Americas." CONCEPCION An Immigrant Family's Fortunes By Albert Samaha 384 pp. Riverhead. $28. </w:t>
         <w:br/>
+        <w:t>PHOTO: Albert Samaha and his mother in December 2004. (PHOTOGRAPH VIA ALBERT SAMAHA)</w:t>
         <w:br/>
-        <w:t>Graphic</w:t>
+        <w:t>Related Articles</w:t>
         <w:br/>
-        <w:br/>
-        <w:t xml:space="preserve"> </w:t>
-        <w:br/>
-        <w:t>Photo: Ni Yuxian as a young soldier in the Chinese Army, 1963.</w:t>
+        <w:t>When Providing for Your Family Means Leaving It Behind</w:t>
       </w:r>
     </w:p>
     <w:sectPr>

--- a/example_articles/race_ethnicity/Asian/2.race_ethnicity_Asian_New_York_Times.docx
+++ b/example_articles/race_ethnicity/Asian/2.race_ethnicity_Asian_New_York_Times.docx
@@ -7,7 +7,7 @@
         <w:pStyle w:val="Heading1"/>
       </w:pPr>
       <w:r>
-        <w:t>A Memoir of Filipino American Family Life in the Wake of Colonialism; nonfiction</w:t>
+        <w:t>How Bruce Springsteen Unites the World</w:t>
       </w:r>
     </w:p>
     <w:p>
@@ -17,22 +17,22 @@
     </w:p>
     <w:p>
       <w:r>
-        <w:t>Date: 2021-10-12</w:t>
+        <w:t>Date: 2019-09-06</w:t>
       </w:r>
     </w:p>
     <w:p>
       <w:r>
-        <w:t>Section: BOOKS; review</w:t>
+        <w:t>Section: OPINION</w:t>
       </w:r>
     </w:p>
     <w:p>
       <w:r>
-        <w:t>Source file: NYT/10.DOCX</w:t>
+        <w:t>Source file: NYT/15.DOCX</w:t>
       </w:r>
     </w:p>
     <w:p>
       <w:r>
-        <w:t>Raw race ethnicity result, 'race_ethnicity': Asian (Filipino)</w:t>
+        <w:t>Raw race ethnicity result, 'race_ethnicity': Asian</w:t>
       </w:r>
     </w:p>
     <w:p>
@@ -49,43 +49,55 @@
     </w:p>
     <w:p>
       <w:r>
-        <w:t>CONCEPCION</w:t>
+        <w:t>The songwriter and singer gave hope to working-class boys in towns thousands of miles from New Jersey.</w:t>
         <w:br/>
-        <w:t>An Immigrant Family's Fortunes</w:t>
+        <w:t>The United States and Britain are united in having political leaders who have insulted and mocked immigrants for electoral purposes. President Trump's anti-immigrant tirades are well known, but Prime Minister Boris Johnson of Britain has voiced similar sentiments, including comparing Muslim women who wear face veils to "bank robbers" and "letter boxes."</w:t>
         <w:br/>
-        <w:t>By Albert Samaha</w:t>
+        <w:t>A few days earlier, Tell MAMA, a group that monitors anti-Muslim activity, revealed that anti-Muslim incidents rose by 375 percent in the week after Mr. Johnson's comments. For those of us who grew up in the '80s, the current climate brings back painful memories of a Britain we had hoped was long gone.</w:t>
         <w:br/>
-        <w:t>Albert Samaha's memoir, "Concepcion: An Immigrant Family's Fortunes," stirred middle school memories of my immigrant friend André. André was a short, dark, pugnacious kid who, after breaking my nose on a basketball court, introduced me to the martial art of Filipino cussing. Like a Pinoy Prospero shipwrecked on San Francisco shores by the violent undulations of global history, André taught me to curse like Caliban, combining "putang," a variation on the Spanish word for prostitute, with "ina mo," a Tagalog phrase for "your mother" that jingled in my adolescent ears like the English "eenie meenie miney mo."</w:t>
+        <w:t>In the mid-1980s, I was a bored and dissatisfied British Pakistani teenager living in the gritty, unloved town of Luton, 30 miles north of London. My father had left Pakistan in the early 1960s. When my mother, my siblings and I joined him a decade later, he was working on the production line of an auto plant.</w:t>
         <w:br/>
-        <w:t>Though we shared Spanish words and working-class roots, André and I had no clue how our family stories echoed the ebb and tide of empires, ancient and modern. Different factors — the profitable tropicalization of our experiences by the media, the daunting challenges of tying imperial forces to personal history, the fear and shame that self-censor us into silence about difficult truths in our families — prevent many a diasporic writer from telling these urgently needed stories. Last year, in her prizewinning essay collection "Minor Feelings," Cathy Park Hong decried this gap in literature, noting, for example, how Asian American family stories too often "set trauma in a distant mother country or within an insular Asian family to ensure that their pain is not a reproof against American imperial geopolitics or domestic racism." The "outlying forces that cause their pain," Park wrote, "are remote enough to allow everyone, including the reader, off the hook."</w:t>
+        <w:t>Britain in the 1970s was an uncomfortable time to be in an ethnic minority group. The far-right National Front party, whose manifesto called for the repatriation of "colored immigrants" and "their descendants and dependents" were fighting in elections and marching in cities and towns across the country.</w:t>
         <w:br/>
-        <w:t>"Concepcion" puts us forcefully and unapologetically on the hook of U.S. imperial history and its role in shaping Filipino and American identity — and never lets us off. Samaha, a former defensive back at the University of San Diego raised by a Filipino mother, makes his offensive posture clear early on: "For generations, my ancestors navigated the wakes of distant empires, adapting to distant whims, imprinted with the knowledge that their homeland served the needs of distant people, stuck on the wrong side of the colonized world until America invited us in. It seemed intuitive to me that as outsiders we had to pay an entry fee, prove ourselves worthy additions to the empire, deserving the comforts it boasted."</w:t>
+        <w:t>Growing up, my parents were adamant that I was not and should never even aspire to be British. To my parents, the irreducible core of my identity was being Pakistani and being Muslim. Britain was simply where we had ended up. I was instructed never to speak English to my parents, only Urdu. My parents forbade me from attending school assemblies because Christian hymns were sung. My family's social circle was populated entirely by fellow Pakistanis.</w:t>
         <w:br/>
-        <w:t>Taking us far from the boorish anti-imperialist cursing of a schoolyard Caliban, "Concepcion" tells a sophisticated tale. Samaha, a journalist who now works as the inequality editor at BuzzFeed, combines meticulous research into the epic of Spanish, U.S. and other great powers' colonization of the Philippines with the more intimate story of his mother's family, the Concepcions, with whom he grew up in the San Francisco Bay Area.</w:t>
+        <w:t>I wanted to belong, but I was told I was different and it was not only parents telling me so. In 1987, when I was 16 years old, Britain had elected the Conservative Party for the third successive time. Margaret Thatcher had been prime minister for half of my life.</w:t>
         <w:br/>
-        <w:t>To construct the grand narrative canal connecting the sea of global history to the river of family history, Samaha adopts a nonlinear approach, moving back and forth across time and space in each chapter. In one, for example, a retelling of Ferdinand Magellan's fateful "discovery" of the Philippine archipelago in 1521 flows into the contemporary migration story of his uncle Spanky. Spanky, Samaha tells us, was a popular "rock star" who entertained both adoring fans and the U.S.-backed dictator Ferdinand Marcos, who ruled over them in Manila, before migrating to join his family in California, where he worked as a baggage handler at the San Francisco airport.</w:t>
+        <w:t>It was a time when to have brown skin, to have an unusual name and Pakistani heritage felt like hurdles that a working-class boy like me would never be able to surmount. I wanted to belong and to feel British but I was convinced that Britain could never belong to me. This was a time when there were no British Muslim role models in media, popular culture or politics.</w:t>
         <w:br/>
-        <w:t>The account of Spanky's dive from fame and fortune to a déclassé life as an airport worker is one of several such tales in Samaha's book, object lessons about the "height of the climb and the length of the fall" for the once-elite Concepcion family, as they pursue the American dream — a concept, he notes, that may be "outdated" but nevertheless endures.</w:t>
+        <w:t>I should have felt despondent, but I didn't care because I had a one-word escape plan: America. For the teenage me, America was not an actual place so much as it was an idea and ideal. I learned about America not through travel but from John Hughes and Martin Scorsese, from Studs Terkel and John Steinbeck and, most importantly, from Bruce Springsteen.</w:t>
         <w:br/>
-        <w:t>At the bighearted center of "Concepcion" is Samaha's desire "to honor my elders who built the foundation I was born onto, and to offer an account of their journeys for the historical record." Here he succeeds ably, putting a human face and history on a huge, but mostly faceless community largely left out of the Asian American canon and U.S. literature generally.</w:t>
+        <w:t>I was introduced to Springsteen's music in the fall of 1987 by a Sikh friend at sixth form, the college British students attended between high school and university. He claimed that Springsteen was the direct line to all that was true in this world. Once I started listening, it was confirmed as nothing but the truth.</w:t>
         <w:br/>
-        <w:t>Samaha's remedy to the endemic erasure of the Filipino diaspora — the fourth-largest in the United States, he reminds us — involves recounting fascinating stories, like that of his great-aunt Caridad, a student who became a spy for the Allies in Manila during World War II. In one especially poignant episode reflecting the deep roots of the anti-imperialist struggle in the Philippines, a Japanese soldier threatens to swipe at Caridad's head with his sword because he suspects her of collecting information about the American P.O.W.s to whom she is delivering food (as well as, secretly, letters, medicine and updates on the state of the war). "Caridad kept cool," Samaha tells us, because "she had imagined this moment, prepared for it as keenly as she studied for exams or brushed her loose curls before dances. For centuries her ancestors had dealt with colonizers, studied their desires and prejudices, and learned survival tactics they passed on through generations."</w:t>
+        <w:t>Springsteen sang about many things, about fathers and factories, highways and rivers and, crucially for me, he came from a place almost as unloved as Luton: New Jersey. When he sang, "It's a town full of losers and I'm pulling out of here to win," he was talking about his hometown, but he could have been referring to mine.</w:t>
         <w:br/>
-        <w:t>"Concepcion" also raises the galling legacy of empire that has moved some of our relatives to gush over and vote for a strongman like Donald Trump, despite his poisonous racism. Samaha portrays the complicated nature of his mother Lucy's Trumpismo in scenes between the two that open and conclude the book. Lucy raised Samaha alone while working at numerous jobs to pursue her version of the American dream: "the best education I can give to my son." Samaha clearly loves his deeply religious mother, but frequently runs up against her "impenetrable fortress of circular logic" in some of the book's most compelling episodes. "Concepcion" invites us into the family's living room conversation in the industrial suburb of Vallejo. In the process, we become privy to the manner in which two separate but linked political phenomena — the colonial history of the Philippines and the resurgence of the radical right in the United States — act as a vise grip on the hearts and minds of our relatives who support extremists like Trump. A similar logic, we're told, leads other family members to join Samaha's uncle Pepo in supporting Rodrigo Duterte, the famously brutal Philippine dictator who once told soldiers to shoot female rebels "in the vagina."</w:t>
+        <w:t>His songs were always quintessentially American. I fell in love with America as it was depicted in his music: the rattlesnake speedways, the dusty arcades and yes, even the New Jersey Turnpike. In Springsteen's music I saw America as a land of hope and dreams. It was a nation that had its challenges but it was a generous-hearted place. If Britain would not accept me, I would be reborn in the U.S.A.</w:t>
         <w:br/>
-        <w:t>"Concepcion" is at its best when it shares the lessons Filipinos have to teach those of us grappling with life in a kingdom of the north whose growing divisions between rich and poor, and politics of extremism, increasingly resemble those it fostered and still supports in the global south.</w:t>
+        <w:t>The first time I visited the United States was in 1990 when I took a Greyhound bus across the country before finally ending up in California, where I had a summer job selling encyclopedias door to door. Wherever I went people were intrigued by my British accent, but were always friendly and only dimly aware of Islam or Pakistan.</w:t>
         <w:br/>
-        <w:t>In places, Samaha's passion for history on an epic scale overwhelms his more intimate family story, slowing his narrative and diluting its emotional heft. His book left me wanting more of the dramatic yet homey scenes featuring him and his mother, and more of the very physical but politically subtle storytelling that characterizes other recent narratives of Filipino American experience, including Grace Talusan's memoir "The Body Papers" and Elaine Castillo's novel "America Is Not the Heart." In "Concepcion," summary sometimes occupies the spaces where scenes and dialogue might have been more elucidating. In the parts of the book where Samaha does deploy these tools, the important issues he explores — migration, racism, colonialism, identity — burrow into us, making vivid the contradictions that define us.</w:t>
+        <w:t>The Sept. 11 attacks significantly changed the Muslim experience of the United States. A year later, when I traveled to New Jersey for a Springsteen concert at the Giants Stadium, a man asked me how could he trust that I was a fan and not someone who was going to blow the stadium up. He asked me what my favorite Springsteen song was. I responded by listing a few titles that only true fans would have named.</w:t>
         <w:br/>
-        <w:t>Samaha is to be admired for taking on the exceptionally difficult task of navigating the abyss of imperial history in order to make clear its invisible but destiny-altering pull on all of us. "Concepcion" does for readers what André did for me, teaching us to curse at empire but with the one-two punch of epic and intimate history.</w:t>
+        <w:t>My faith in America was tested. I kept hoping during the Bush years that the America I had fallen in love with as a teenager was not lost forever. My faith was rewarded with the election of Barack Obama, who embodied an idea that chimed with both me and Springsteen. During both his 2008 and 2012 campaigns, Springsteen campaigned for Obama.</w:t>
         <w:br/>
-        <w:t xml:space="preserve">Roberto Lovato is a journalist and the author of "Unforgetting: A Memoir of Family, Migration, Gangs, and Revolution in the Americas." CONCEPCION An Immigrant Family's Fortunes By Albert Samaha 384 pp. Riverhead. $28. </w:t>
+        <w:t>The election of Donald Trump into the White House marked the arrival of someone whose vision of America was the polar opposite of the vision articulated by Springsteen and Obama. Where Springsteen's America was open, welcoming and self-critical, Trump's America was narrow, fearful and arguably race-defined.</w:t>
         <w:br/>
-        <w:t>PHOTO: Albert Samaha and his mother in December 2004. (PHOTOGRAPH VIA ALBERT SAMAHA)</w:t>
+        <w:t>I wrote a memoir about the influence of Springsteen on my experience of being a Muslim teenager in the 1980s small-town, working-class Britain, and it was recently turned into a movie and released in America.</w:t>
         <w:br/>
-        <w:t>Related Articles</w:t>
+        <w:t>I traveled from coast to coast, attending screenings and following the reactions people had to the film in person and on social media. People laughed when Javed, the character based on my teenage self, rhapsodizes about how in America you can be anyone you want to be — the distance between the hope and reality so stark.</w:t>
         <w:br/>
-        <w:t>When Providing for Your Family Means Leaving It Behind</w:t>
+        <w:t>The most encouraging thing to me has been the extent to which the film has connected with people so outwardly different from the characters in the film. In New York, I had a couple from New Jersey approach me after a screening to tell me how much they connected with the film. They had never met any other British Pakistanis. "You are just a Pakistani version of us," the man said. It seemed such a simple statement but, in a time when the president and his supporters seem determined to deepen divisions by saying that certain communities who pray or look a certain way have less right to claim citizenship, it felt hugely significant and cheering.</w:t>
+        <w:br/>
+        <w:t>In "Long Walk Home," written after George W. Bush was elected for his second term, Springsteen sang that the "flag flying over the courthouse means certain things are set in stone. Who we are, what we'll do and what we won't."</w:t>
+        <w:br/>
+        <w:t>The America I fell in love from afar all those years ago will have to take a long walk home. Yet conversations with Americans who were moved by the story of a brown, Muslim boy from a British town left me with hope.</w:t>
+        <w:br/>
+        <w:t>Sarfraz Manzoor is the author of the memoir, "Greetings from Bury Park," and co-writer of "Blinded by the Light," a movie inspired by it.</w:t>
+        <w:br/>
+        <w:t>The Times is committed to publishing a diversity of letters to the editor. We'd like to hear what you think about this or any of our articles. Here are some            tips. And here's our email:            letters@nytimes.com.</w:t>
+        <w:br/>
+        <w:t>Follow The New York Times Opinion section on Facebook,            Twitter (@NYTopinion) and            Instagram.</w:t>
+        <w:br/>
+        <w:t>PHOTO: Bruce Springsteen. (PHOTOGRAPH BY Bryan Derballa for The New York Times FOR THE NEW YORK TIMES)</w:t>
       </w:r>
     </w:p>
     <w:sectPr>
